--- a/t32_s1.docx
+++ b/t32_s1.docx
@@ -3,2348 +3,998 @@
 <w:document xmlns:wpc="http://schemas.microsoft.com/office/word/2010/wordprocessingCanvas" xmlns:mo="http://schemas.microsoft.com/office/mac/office/2008/main" xmlns:mc="http://schemas.openxmlformats.org/markup-compatibility/2006" xmlns:mv="urn:schemas-microsoft-com:mac:vml" xmlns:o="urn:schemas-microsoft-com:office:office" xmlns:r="http://schemas.openxmlformats.org/officeDocument/2006/relationships" xmlns:m="http://schemas.openxmlformats.org/officeDocument/2006/math" xmlns:v="urn:schemas-microsoft-com:vml" xmlns:wp14="http://schemas.microsoft.com/office/word/2010/wordprocessingDrawing" xmlns:wp="http://schemas.openxmlformats.org/drawingml/2006/wordprocessingDrawing" xmlns:w10="urn:schemas-microsoft-com:office:word" xmlns:w="http://schemas.openxmlformats.org/wordprocessingml/2006/main" xmlns:w14="http://schemas.microsoft.com/office/word/2010/wordml" xmlns:wpg="http://schemas.microsoft.com/office/word/2010/wordprocessingGroup" xmlns:wpi="http://schemas.microsoft.com/office/word/2010/wordprocessingInk" xmlns:wne="http://schemas.microsoft.com/office/word/2006/wordml" xmlns:wps="http://schemas.microsoft.com/office/word/2010/wordprocessingShape" mc:Ignorable="w14 wp14">
   <w:body>
     <w:p>
-      <w:pPr>
-        <w:spacing w:after="40" w:before="120"/>
-      </w:pPr>
       <w:r>
-        <w:rPr>
-          <w:b w:val="0"/>
-          <w:i w:val="0"/>
-          <w:sz w:val="22"/>
-        </w:rPr>
-        <w:t>Question: A client with hyperthyroidism reports unintentional weight loss, heat intolerance, and palpitations. Which additional finding is most consistent with this condition?</w:t>
+        <w:t xml:space="preserve">Question: A client is admitted with a diagnosis of pneumonia. Which nursing intervention is most important to promote airway clearance?</w:t>
       </w:r>
     </w:p>
     <w:p>
-      <w:pPr>
-        <w:spacing w:after="0" w:before="0"/>
-      </w:pPr>
       <w:r>
-        <w:rPr>
-          <w:b w:val="0"/>
-          <w:i w:val="0"/>
-          <w:sz w:val="22"/>
-        </w:rPr>
-        <w:t>(a) Bradycardia and cold intolerance</w:t>
+        <w:t xml:space="preserve">(a) Encourage fluids and frequent repositioning</w:t>
       </w:r>
     </w:p>
     <w:p>
-      <w:pPr>
-        <w:spacing w:after="0" w:before="0"/>
-      </w:pPr>
       <w:r>
-        <w:rPr>
-          <w:b w:val="0"/>
-          <w:i w:val="0"/>
-          <w:sz w:val="22"/>
-        </w:rPr>
-        <w:t>(b) Tachycardia and fine tremors</w:t>
+        <w:t xml:space="preserve">(b) Restrict oral fluids</w:t>
       </w:r>
     </w:p>
     <w:p>
-      <w:pPr>
-        <w:spacing w:after="0" w:before="0"/>
-      </w:pPr>
       <w:r>
-        <w:rPr>
-          <w:b w:val="0"/>
-          <w:i w:val="0"/>
-          <w:sz w:val="22"/>
-        </w:rPr>
-        <w:t>(c) Constipation and dry skin</w:t>
+        <w:t xml:space="preserve">(c) Keep the client flat in bed</w:t>
       </w:r>
     </w:p>
     <w:p>
-      <w:pPr>
-        <w:spacing w:after="0" w:before="0"/>
-      </w:pPr>
       <w:r>
-        <w:rPr>
-          <w:b w:val="0"/>
-          <w:i w:val="0"/>
-          <w:sz w:val="22"/>
-        </w:rPr>
-        <w:t>(d) Weight gain and lethargy</w:t>
+        <w:t xml:space="preserve">(d) Administer a cough suppressant</w:t>
       </w:r>
     </w:p>
     <w:p>
-      <w:pPr>
-        <w:spacing w:after="0" w:before="40"/>
-      </w:pPr>
       <w:r>
-        <w:rPr>
-          <w:b/>
-          <w:i w:val="0"/>
-          <w:sz w:val="22"/>
-        </w:rPr>
-        <w:t>Answer: b</w:t>
+        <w:t xml:space="preserve">Answer: a</w:t>
       </w:r>
     </w:p>
     <w:p>
-      <w:pPr>
-        <w:spacing w:after="0" w:before="0"/>
-      </w:pPr>
       <w:r>
-        <w:rPr>
-          <w:b w:val="0"/>
-          <w:i w:val="0"/>
-          <w:sz w:val="21"/>
-        </w:rPr>
-        <w:t>Solution: Hyperthyroidism increases the metabolic rate, producing tachycardia, fine tremors, heat intolerance, and weight loss despite a good appetite. Bradycardia, cold intolerance, constipation, dry skin, and lethargy are features of hypothyroidism.</w:t>
+        <w:t xml:space="preserve">Solution: Hydration thins secretions and repositioning helps mobilize them; deep breathing and coughing expel them. Cough suppressants are avoided in a productive cough.</w:t>
       </w:r>
     </w:p>
     <w:p>
-      <w:pPr>
-        <w:spacing w:after="0" w:before="0"/>
-      </w:pPr>
       <w:r>
-        <w:rPr>
-          <w:b w:val="0"/>
-          <w:i w:val="0"/>
-          <w:sz w:val="20"/>
-        </w:rPr>
-        <w:t>Positive Marks: 1</w:t>
+        <w:t xml:space="preserve">Positive Marks: 1</w:t>
       </w:r>
     </w:p>
     <w:p>
-      <w:pPr>
-        <w:spacing w:after="160" w:before="0"/>
-      </w:pPr>
       <w:r>
-        <w:rPr>
-          <w:b w:val="0"/>
-          <w:i w:val="0"/>
-          <w:sz w:val="20"/>
-        </w:rPr>
-        <w:t>Negative Marks: 0.25</w:t>
+        <w:t xml:space="preserve">Negative Marks: 0.25</w:t>
       </w:r>
     </w:p>
     <w:p>
-      <w:pPr>
-        <w:spacing w:after="40" w:before="120"/>
-      </w:pPr>
       <w:r>
-        <w:rPr>
-          <w:b w:val="0"/>
-          <w:i w:val="0"/>
-          <w:sz w:val="22"/>
-        </w:rPr>
-        <w:t>Question: A client with a duodenal ulcer reports a burning epigastric pain that occurs 2-3 hours after meals and is relieved by eating. Which statement explains this pattern?</w:t>
+        <w:t xml:space="preserve"/>
       </w:r>
     </w:p>
     <w:p>
-      <w:pPr>
-        <w:spacing w:after="0" w:before="0"/>
-      </w:pPr>
       <w:r>
-        <w:rPr>
-          <w:b w:val="0"/>
-          <w:i w:val="0"/>
-          <w:sz w:val="22"/>
-        </w:rPr>
-        <w:t>(a) Gastric acid is secreted when the stomach is empty and food buffers it</w:t>
+        <w:t xml:space="preserve">Question: A nurse is preparing to insert a nasogastric tube for gastric decompression. The nurse measures the tube length from the:</w:t>
       </w:r>
     </w:p>
     <w:p>
-      <w:pPr>
-        <w:spacing w:after="0" w:before="0"/>
-      </w:pPr>
       <w:r>
-        <w:rPr>
-          <w:b w:val="0"/>
-          <w:i w:val="0"/>
-          <w:sz w:val="22"/>
-        </w:rPr>
-        <w:t>(b) The pain is caused by delayed gastric emptying</w:t>
+        <w:t xml:space="preserve">(a) Nose to earlobe to xiphoid process</w:t>
       </w:r>
     </w:p>
     <w:p>
-      <w:pPr>
-        <w:spacing w:after="0" w:before="0"/>
-      </w:pPr>
       <w:r>
-        <w:rPr>
-          <w:b w:val="0"/>
-          <w:i w:val="0"/>
-          <w:sz w:val="22"/>
-        </w:rPr>
-        <w:t>(c) Food stimulates increased acid secretion during meals</w:t>
+        <w:t xml:space="preserve">(b) Nose to the umbilicus</w:t>
       </w:r>
     </w:p>
     <w:p>
-      <w:pPr>
-        <w:spacing w:after="0" w:before="0"/>
-      </w:pPr>
       <w:r>
-        <w:rPr>
-          <w:b w:val="0"/>
-          <w:i w:val="0"/>
-          <w:sz w:val="22"/>
-        </w:rPr>
-        <w:t>(d) Bile reflux occurs immediately after eating</w:t>
+        <w:t xml:space="preserve">(c) Mouth to the sternum</w:t>
       </w:r>
     </w:p>
     <w:p>
-      <w:pPr>
-        <w:spacing w:after="0" w:before="40"/>
-      </w:pPr>
       <w:r>
-        <w:rPr>
-          <w:b/>
-          <w:i w:val="0"/>
-          <w:sz w:val="22"/>
-        </w:rPr>
-        <w:t>Answer: a</w:t>
+        <w:t xml:space="preserve">(d) Ear to the chin</w:t>
       </w:r>
     </w:p>
     <w:p>
-      <w:pPr>
-        <w:spacing w:after="0" w:before="0"/>
-      </w:pPr>
       <w:r>
-        <w:rPr>
-          <w:b w:val="0"/>
-          <w:i w:val="0"/>
-          <w:sz w:val="21"/>
-        </w:rPr>
-        <w:t>Solution: Duodenal ulcer pain typically occurs when the stomach is empty (2-3 hours after meals, at night) because unbuffered acid irritates the ulcer; eating food buffers the acid and relieves the pain. Gastric ulcers, in contrast, worsen with food.</w:t>
+        <w:t xml:space="preserve">Answer: a</w:t>
       </w:r>
     </w:p>
     <w:p>
-      <w:pPr>
-        <w:spacing w:after="0" w:before="0"/>
-      </w:pPr>
       <w:r>
-        <w:rPr>
-          <w:b w:val="0"/>
-          <w:i w:val="0"/>
-          <w:sz w:val="20"/>
-        </w:rPr>
-        <w:t>Positive Marks: 1</w:t>
+        <w:t xml:space="preserve">Solution: The NG tube is measured from the tip of the nose to the earlobe to the xiphoid process (NEX method) to estimate the distance to the stomach.</w:t>
       </w:r>
     </w:p>
     <w:p>
-      <w:pPr>
-        <w:spacing w:after="160" w:before="0"/>
-      </w:pPr>
       <w:r>
-        <w:rPr>
-          <w:b w:val="0"/>
-          <w:i w:val="0"/>
-          <w:sz w:val="20"/>
-        </w:rPr>
-        <w:t>Negative Marks: 0.25</w:t>
+        <w:t xml:space="preserve">Positive Marks: 1</w:t>
       </w:r>
     </w:p>
     <w:p>
-      <w:pPr>
-        <w:spacing w:after="40" w:before="120"/>
-      </w:pPr>
       <w:r>
-        <w:rPr>
-          <w:b w:val="0"/>
-          <w:i w:val="0"/>
-          <w:sz w:val="22"/>
-        </w:rPr>
-        <w:t>Question: A client with cirrhosis and ascites is prescribed a sodium-restricted diet and spironolactone. Which teaching is most important for this client?</w:t>
+        <w:t xml:space="preserve">Negative Marks: 0.25</w:t>
       </w:r>
     </w:p>
     <w:p>
-      <w:pPr>
-        <w:spacing w:after="0" w:before="0"/>
-      </w:pPr>
       <w:r>
-        <w:rPr>
-          <w:b w:val="0"/>
-          <w:i w:val="0"/>
-          <w:sz w:val="22"/>
-        </w:rPr>
-        <w:t>(a) Weigh yourself daily at the same time and report a rapid gain</w:t>
+        <w:t xml:space="preserve"/>
       </w:r>
     </w:p>
     <w:p>
-      <w:pPr>
-        <w:spacing w:after="0" w:before="0"/>
-      </w:pPr>
       <w:r>
-        <w:rPr>
-          <w:b w:val="0"/>
-          <w:i w:val="0"/>
-          <w:sz w:val="22"/>
-        </w:rPr>
-        <w:t>(b) Increase intake of salty snacks to maintain blood pressure</w:t>
+        <w:t xml:space="preserve">Question: A client with a diagnosis of hyperthyroidism is scheduled for a thyroidectomy. Before surgery, the nurse should monitor the client for:</w:t>
       </w:r>
     </w:p>
     <w:p>
-      <w:pPr>
-        <w:spacing w:after="0" w:before="0"/>
-      </w:pPr>
       <w:r>
-        <w:rPr>
-          <w:b w:val="0"/>
-          <w:i w:val="0"/>
-          <w:sz w:val="22"/>
-        </w:rPr>
-        <w:t>(c) Avoid all forms of protein in the diet</w:t>
+        <w:t xml:space="preserve">(a) Thyroid storm and cardiac complications</w:t>
       </w:r>
     </w:p>
     <w:p>
-      <w:pPr>
-        <w:spacing w:after="0" w:before="0"/>
-      </w:pPr>
       <w:r>
-        <w:rPr>
-          <w:b w:val="0"/>
-          <w:i w:val="0"/>
-          <w:sz w:val="22"/>
-        </w:rPr>
-        <w:t>(d) Limit fluid intake to 3 liters per day</w:t>
+        <w:t xml:space="preserve">(b) Hypoglycemia</w:t>
       </w:r>
     </w:p>
     <w:p>
-      <w:pPr>
-        <w:spacing w:after="0" w:before="40"/>
-      </w:pPr>
       <w:r>
-        <w:rPr>
-          <w:b/>
-          <w:i w:val="0"/>
-          <w:sz w:val="22"/>
-        </w:rPr>
-        <w:t>Answer: a</w:t>
+        <w:t xml:space="preserve">(c) Hypercalcemia only</w:t>
       </w:r>
     </w:p>
     <w:p>
-      <w:pPr>
-        <w:spacing w:after="0" w:before="0"/>
-      </w:pPr>
       <w:r>
-        <w:rPr>
-          <w:b w:val="0"/>
-          <w:i w:val="0"/>
-          <w:sz w:val="21"/>
-        </w:rPr>
-        <w:t>Solution: Daily weights at the same time (morning, after voiding, same scale/clothing) best detect fluid accumulation; a gain of more than about 1 kg in 24 hours signals worsening ascites/edema. Protein restriction is not routine, and sodium restriction—not fluid—is the mainstay; 3 L/day of fluid is excessive.</w:t>
+        <w:t xml:space="preserve">(d) Fluid overload only</w:t>
       </w:r>
     </w:p>
     <w:p>
-      <w:pPr>
-        <w:spacing w:after="0" w:before="0"/>
-      </w:pPr>
       <w:r>
-        <w:rPr>
-          <w:b w:val="0"/>
-          <w:i w:val="0"/>
-          <w:sz w:val="20"/>
-        </w:rPr>
-        <w:t>Positive Marks: 1</w:t>
+        <w:t xml:space="preserve">Answer: a</w:t>
       </w:r>
     </w:p>
     <w:p>
-      <w:pPr>
-        <w:spacing w:after="160" w:before="0"/>
-      </w:pPr>
       <w:r>
-        <w:rPr>
-          <w:b w:val="0"/>
-          <w:i w:val="0"/>
-          <w:sz w:val="20"/>
-        </w:rPr>
-        <w:t>Negative Marks: 0.25</w:t>
+        <w:t xml:space="preserve">Solution: Uncontrolled hyperthyroidism risks thyroid storm perioperatively. Antithyroid drugs and beta-blockers are given before surgery, and the client is monitored for fever, tachycardia, and agitation.</w:t>
       </w:r>
     </w:p>
     <w:p>
-      <w:pPr>
-        <w:spacing w:after="40" w:before="120"/>
-      </w:pPr>
       <w:r>
-        <w:rPr>
-          <w:b w:val="0"/>
-          <w:i w:val="0"/>
-          <w:sz w:val="22"/>
-        </w:rPr>
-        <w:t>Question: A client returns from transurethral resection of the prostate (TURP) with a three-way catheter and continuous bladder irrigation. Which assessment finding requires immediate action?</w:t>
+        <w:t xml:space="preserve">Positive Marks: 1</w:t>
       </w:r>
     </w:p>
     <w:p>
-      <w:pPr>
-        <w:spacing w:after="0" w:before="0"/>
-      </w:pPr>
       <w:r>
-        <w:rPr>
-          <w:b w:val="0"/>
-          <w:i w:val="0"/>
-          <w:sz w:val="22"/>
-        </w:rPr>
-        <w:t>(a) Light pink urine with small clots</w:t>
+        <w:t xml:space="preserve">Negative Marks: 0.25</w:t>
       </w:r>
     </w:p>
     <w:p>
-      <w:pPr>
-        <w:spacing w:after="0" w:before="0"/>
-      </w:pPr>
       <w:r>
-        <w:rPr>
-          <w:b w:val="0"/>
-          <w:i w:val="0"/>
-          <w:sz w:val="22"/>
-        </w:rPr>
-        <w:t>(b) Bright red urine with large clots and decreased drainage</w:t>
+        <w:t xml:space="preserve"/>
       </w:r>
     </w:p>
     <w:p>
-      <w:pPr>
-        <w:spacing w:after="0" w:before="0"/>
-      </w:pPr>
       <w:r>
-        <w:rPr>
-          <w:b w:val="0"/>
-          <w:i w:val="0"/>
-          <w:sz w:val="22"/>
-        </w:rPr>
-        <w:t>(c) Slight bladder spasms</w:t>
+        <w:t xml:space="preserve">Question: The nurse is assessing a client who has been on bed rest for 5 days. Which finding suggests the development of a pressure injury?</w:t>
       </w:r>
     </w:p>
     <w:p>
-      <w:pPr>
-        <w:spacing w:after="0" w:before="0"/>
-      </w:pPr>
       <w:r>
-        <w:rPr>
-          <w:b w:val="0"/>
-          <w:i w:val="0"/>
-          <w:sz w:val="22"/>
-        </w:rPr>
-        <w:t>(d) Pale yellow urine draining steadily</w:t>
+        <w:t xml:space="preserve">(a) Non-blanchable redness over the sacrum</w:t>
       </w:r>
     </w:p>
     <w:p>
-      <w:pPr>
-        <w:spacing w:after="0" w:before="40"/>
-      </w:pPr>
       <w:r>
-        <w:rPr>
-          <w:b/>
-          <w:i w:val="0"/>
-          <w:sz w:val="22"/>
-        </w:rPr>
-        <w:t>Answer: b</w:t>
+        <w:t xml:space="preserve">(b) Warm, dry skin</w:t>
       </w:r>
     </w:p>
     <w:p>
-      <w:pPr>
-        <w:spacing w:after="0" w:before="0"/>
-      </w:pPr>
       <w:r>
-        <w:rPr>
-          <w:b w:val="0"/>
-          <w:i w:val="0"/>
-          <w:sz w:val="21"/>
-        </w:rPr>
-        <w:t>Solution: Continuous bladder irrigation after TURP is expected to produce pink-tinged urine; bright red urine with large clots and poor drainage indicates active bleeding or catheter blockage by clot and requires immediate intervention (increased irrigation or irrigation of the catheter). Light pink urine, mild spasms, and steady drainage are expected.</w:t>
+        <w:t xml:space="preserve">(c) Normal sensation in all areas</w:t>
       </w:r>
     </w:p>
     <w:p>
-      <w:pPr>
-        <w:spacing w:after="0" w:before="0"/>
-      </w:pPr>
       <w:r>
-        <w:rPr>
-          <w:b w:val="0"/>
-          <w:i w:val="0"/>
-          <w:sz w:val="20"/>
-        </w:rPr>
-        <w:t>Positive Marks: 1</w:t>
+        <w:t xml:space="preserve">(d) Intact skin with normal color</w:t>
       </w:r>
     </w:p>
     <w:p>
-      <w:pPr>
-        <w:spacing w:after="160" w:before="0"/>
-      </w:pPr>
       <w:r>
-        <w:rPr>
-          <w:b w:val="0"/>
-          <w:i w:val="0"/>
-          <w:sz w:val="20"/>
-        </w:rPr>
-        <w:t>Negative Marks: 0.25</w:t>
+        <w:t xml:space="preserve">Answer: a</w:t>
       </w:r>
     </w:p>
     <w:p>
-      <w:pPr>
-        <w:spacing w:after="40" w:before="120"/>
-      </w:pPr>
       <w:r>
-        <w:rPr>
-          <w:b w:val="0"/>
-          <w:i w:val="0"/>
-          <w:sz w:val="22"/>
-        </w:rPr>
-        <w:t>Question: Which diet instruction is most appropriate for a client with cholelithiasis?</w:t>
+        <w:t xml:space="preserve">Solution: Non-blanchable erythema over a bony prominence is a stage I pressure injury. The nurse initiates repositioning, pressure redistribution, and skin care.</w:t>
       </w:r>
     </w:p>
     <w:p>
-      <w:pPr>
-        <w:spacing w:after="0" w:before="0"/>
-      </w:pPr>
       <w:r>
-        <w:rPr>
-          <w:b w:val="0"/>
-          <w:i w:val="0"/>
-          <w:sz w:val="22"/>
-        </w:rPr>
-        <w:t>(a) High-fat diet to stimulate gallbladder emptying</w:t>
+        <w:t xml:space="preserve">Positive Marks: 1</w:t>
       </w:r>
     </w:p>
     <w:p>
-      <w:pPr>
-        <w:spacing w:after="0" w:before="0"/>
-      </w:pPr>
       <w:r>
-        <w:rPr>
-          <w:b w:val="0"/>
-          <w:i w:val="0"/>
-          <w:sz w:val="22"/>
-        </w:rPr>
-        <w:t>(b) Low-fat diet with small, frequent meals</w:t>
+        <w:t xml:space="preserve">Negative Marks: 0.25</w:t>
       </w:r>
     </w:p>
     <w:p>
-      <w:pPr>
-        <w:spacing w:after="0" w:before="0"/>
-      </w:pPr>
       <w:r>
-        <w:rPr>
-          <w:b w:val="0"/>
-          <w:i w:val="0"/>
-          <w:sz w:val="22"/>
-        </w:rPr>
-        <w:t>(c) High-protein, high-calorie diet</w:t>
+        <w:t xml:space="preserve"/>
       </w:r>
     </w:p>
     <w:p>
-      <w:pPr>
-        <w:spacing w:after="0" w:before="0"/>
-      </w:pPr>
       <w:r>
-        <w:rPr>
-          <w:b w:val="0"/>
-          <w:i w:val="0"/>
-          <w:sz w:val="22"/>
-        </w:rPr>
-        <w:t>(d) Clear liquids only for the first week</w:t>
+        <w:t xml:space="preserve">Question: A client is prescribed an iron supplement. The nurse should administer the iron:</w:t>
       </w:r>
     </w:p>
     <w:p>
-      <w:pPr>
-        <w:spacing w:after="0" w:before="40"/>
-      </w:pPr>
       <w:r>
-        <w:rPr>
-          <w:b/>
-          <w:i w:val="0"/>
-          <w:sz w:val="22"/>
-        </w:rPr>
-        <w:t>Answer: b</w:t>
+        <w:t xml:space="preserve">(a) Between meals with orange juice for better absorption</w:t>
       </w:r>
     </w:p>
     <w:p>
-      <w:pPr>
-        <w:spacing w:after="0" w:before="0"/>
-      </w:pPr>
       <w:r>
-        <w:rPr>
-          <w:b w:val="0"/>
-          <w:i w:val="0"/>
-          <w:sz w:val="21"/>
-        </w:rPr>
-        <w:t>Solution: A low-fat diet with small, frequent meals reduces gallbladder contraction and the pain associated with gallstones. A high-fat diet triggers biliary colic. Small frequent meals also avoid overloading the biliary system.</w:t>
+        <w:t xml:space="preserve">(b) With milk to prevent stomach upset</w:t>
       </w:r>
     </w:p>
     <w:p>
-      <w:pPr>
-        <w:spacing w:after="0" w:before="0"/>
-      </w:pPr>
       <w:r>
-        <w:rPr>
-          <w:b w:val="0"/>
-          <w:i w:val="0"/>
-          <w:sz w:val="20"/>
-        </w:rPr>
-        <w:t>Positive Marks: 1</w:t>
+        <w:t xml:space="preserve">(c) With tea to reduce the metallic taste</w:t>
       </w:r>
     </w:p>
     <w:p>
-      <w:pPr>
-        <w:spacing w:after="160" w:before="0"/>
-      </w:pPr>
       <w:r>
-        <w:rPr>
-          <w:b w:val="0"/>
-          <w:i w:val="0"/>
-          <w:sz w:val="20"/>
-        </w:rPr>
-        <w:t>Negative Marks: 0.25</w:t>
+        <w:t xml:space="preserve">(d) With antacids</w:t>
       </w:r>
     </w:p>
     <w:p>
-      <w:pPr>
-        <w:spacing w:after="40" w:before="120"/>
-      </w:pPr>
       <w:r>
-        <w:rPr>
-          <w:b w:val="0"/>
-          <w:i w:val="0"/>
-          <w:sz w:val="22"/>
-        </w:rPr>
-        <w:t>Question: A client who had a partial gastrectomy develops weakness, palpitations, and diaphoresis shortly after eating a large, high-carbohydrate meal. Which instruction is most helpful for this client?</w:t>
+        <w:t xml:space="preserve">Answer: a</w:t>
       </w:r>
     </w:p>
     <w:p>
-      <w:pPr>
-        <w:spacing w:after="0" w:before="0"/>
-      </w:pPr>
       <w:r>
-        <w:rPr>
-          <w:b w:val="0"/>
-          <w:i w:val="0"/>
-          <w:sz w:val="22"/>
-        </w:rPr>
-        <w:t>(a) Lie down for 30 minutes after meals and eat small, low-carbohydrate meals</w:t>
+        <w:t xml:space="preserve">Solution: Iron is best absorbed on an empty stomach with vitamin C (orange juice). Milk, tea, and antacids reduce absorption.</w:t>
       </w:r>
     </w:p>
     <w:p>
-      <w:pPr>
-        <w:spacing w:after="0" w:before="0"/>
-      </w:pPr>
       <w:r>
-        <w:rPr>
-          <w:b w:val="0"/>
-          <w:i w:val="0"/>
-          <w:sz w:val="22"/>
-        </w:rPr>
-        <w:t>(b) Drink large amounts of fluid with meals</w:t>
+        <w:t xml:space="preserve">Positive Marks: 1</w:t>
       </w:r>
     </w:p>
     <w:p>
-      <w:pPr>
-        <w:spacing w:after="0" w:before="0"/>
-      </w:pPr>
       <w:r>
-        <w:rPr>
-          <w:b w:val="0"/>
-          <w:i w:val="0"/>
-          <w:sz w:val="22"/>
-        </w:rPr>
-        <w:t>(c) Eat one large meal daily to settle the stomach</w:t>
+        <w:t xml:space="preserve">Negative Marks: 0.25</w:t>
       </w:r>
     </w:p>
     <w:p>
-      <w:pPr>
-        <w:spacing w:after="0" w:before="0"/>
-      </w:pPr>
       <w:r>
-        <w:rPr>
-          <w:b w:val="0"/>
-          <w:i w:val="0"/>
-          <w:sz w:val="22"/>
-        </w:rPr>
-        <w:t>(d) Avoid eating until symptoms subside completely</w:t>
+        <w:t xml:space="preserve"/>
       </w:r>
     </w:p>
     <w:p>
-      <w:pPr>
-        <w:spacing w:after="0" w:before="40"/>
-      </w:pPr>
       <w:r>
-        <w:rPr>
-          <w:b/>
-          <w:i w:val="0"/>
-          <w:sz w:val="22"/>
-        </w:rPr>
-        <w:t>Answer: a</w:t>
+        <w:t xml:space="preserve">Question: A client with a fractured ankle is in a fiberglass cast. The nurse teaches the client to report which finding immediately?</w:t>
       </w:r>
     </w:p>
     <w:p>
-      <w:pPr>
-        <w:spacing w:after="0" w:before="0"/>
-      </w:pPr>
       <w:r>
-        <w:rPr>
-          <w:b w:val="0"/>
-          <w:i w:val="0"/>
-          <w:sz w:val="21"/>
-        </w:rPr>
-        <w:t>Solution: These are features of dumping syndrome—rapid gastric emptying of hyperosmolar food into the jejunum. Lying down after meals slows emptying, and small, low-carbohydrate, dry meals with fluids between meals (not with meals) reduce symptoms.</w:t>
+        <w:t xml:space="preserve">(a) Severe pain unrelieved by elevation and analgesics</w:t>
       </w:r>
     </w:p>
     <w:p>
-      <w:pPr>
-        <w:spacing w:after="0" w:before="0"/>
-      </w:pPr>
       <w:r>
-        <w:rPr>
-          <w:b w:val="0"/>
-          <w:i w:val="0"/>
-          <w:sz w:val="20"/>
-        </w:rPr>
-        <w:t>Positive Marks: 1</w:t>
+        <w:t xml:space="preserve">(b) Slight itching under the cast</w:t>
       </w:r>
     </w:p>
     <w:p>
-      <w:pPr>
-        <w:spacing w:after="160" w:before="0"/>
-      </w:pPr>
       <w:r>
-        <w:rPr>
-          <w:b w:val="0"/>
-          <w:i w:val="0"/>
-          <w:sz w:val="20"/>
-        </w:rPr>
-        <w:t>Negative Marks: 0.25</w:t>
+        <w:t xml:space="preserve">(c) Mild swelling of the toes for the first day</w:t>
       </w:r>
     </w:p>
     <w:p>
-      <w:pPr>
-        <w:spacing w:after="40" w:before="120"/>
-      </w:pPr>
       <w:r>
-        <w:rPr>
-          <w:b w:val="0"/>
-          <w:i w:val="0"/>
-          <w:sz w:val="22"/>
-        </w:rPr>
-        <w:t>Question: Which position is correct when providing oral care to an unconscious client?</w:t>
+        <w:t xml:space="preserve">(d) A feeling of warmth when the cast is drying</w:t>
       </w:r>
     </w:p>
     <w:p>
-      <w:pPr>
-        <w:spacing w:after="0" w:before="0"/>
-      </w:pPr>
       <w:r>
-        <w:rPr>
-          <w:b w:val="0"/>
-          <w:i w:val="0"/>
-          <w:sz w:val="22"/>
-        </w:rPr>
-        <w:t>(a) Supine with the head flat</w:t>
+        <w:t xml:space="preserve">Answer: a</w:t>
       </w:r>
     </w:p>
     <w:p>
-      <w:pPr>
-        <w:spacing w:after="0" w:before="0"/>
-      </w:pPr>
       <w:r>
-        <w:rPr>
-          <w:b w:val="0"/>
-          <w:i w:val="0"/>
-          <w:sz w:val="22"/>
-        </w:rPr>
-        <w:t>(b) Side-lying with the head turned and the bed slightly lowered</w:t>
+        <w:t xml:space="preserve">Solution: Severe, unrelieved pain suggests compartment syndrome — a surgical emergency. Mild itching, early swelling, and warmth during drying are expected.</w:t>
       </w:r>
     </w:p>
     <w:p>
-      <w:pPr>
-        <w:spacing w:after="0" w:before="0"/>
-      </w:pPr>
       <w:r>
-        <w:rPr>
-          <w:b w:val="0"/>
-          <w:i w:val="0"/>
-          <w:sz w:val="22"/>
-        </w:rPr>
-        <w:t>(c) Prone with a pillow under the chest</w:t>
+        <w:t xml:space="preserve">Positive Marks: 1</w:t>
       </w:r>
     </w:p>
     <w:p>
-      <w:pPr>
-        <w:spacing w:after="0" w:before="0"/>
-      </w:pPr>
       <w:r>
-        <w:rPr>
-          <w:b w:val="0"/>
-          <w:i w:val="0"/>
-          <w:sz w:val="22"/>
-        </w:rPr>
-        <w:t>(d) Sitting upright at 90 degrees</w:t>
+        <w:t xml:space="preserve">Negative Marks: 0.25</w:t>
       </w:r>
     </w:p>
     <w:p>
-      <w:pPr>
-        <w:spacing w:after="0" w:before="40"/>
-      </w:pPr>
       <w:r>
-        <w:rPr>
-          <w:b/>
-          <w:i w:val="0"/>
-          <w:sz w:val="22"/>
-        </w:rPr>
-        <w:t>Answer: b</w:t>
+        <w:t xml:space="preserve"/>
       </w:r>
     </w:p>
     <w:p>
-      <w:pPr>
-        <w:spacing w:after="0" w:before="0"/>
-      </w:pPr>
       <w:r>
-        <w:rPr>
-          <w:b w:val="0"/>
-          <w:i w:val="0"/>
-          <w:sz w:val="21"/>
-        </w:rPr>
-        <w:t>Solution: An unconscious client should be positioned side-lying with the head turned to prevent aspiration of water or secretions during mouth care. Supine, prone, or upright sitting positions increase the risk of aspiration in an unresponsive client.</w:t>
+        <w:t xml:space="preserve">Question: A client with chronic kidney disease is prescribed a protein-restricted diet. The nurse should teach the client that protein restriction helps to:</w:t>
       </w:r>
     </w:p>
     <w:p>
-      <w:pPr>
-        <w:spacing w:after="0" w:before="0"/>
-      </w:pPr>
       <w:r>
-        <w:rPr>
-          <w:b w:val="0"/>
-          <w:i w:val="0"/>
-          <w:sz w:val="20"/>
-        </w:rPr>
-        <w:t>Positive Marks: 1</w:t>
+        <w:t xml:space="preserve">(a) Reduce the buildup of nitrogenous wastes</w:t>
       </w:r>
     </w:p>
     <w:p>
-      <w:pPr>
-        <w:spacing w:after="160" w:before="0"/>
-      </w:pPr>
       <w:r>
-        <w:rPr>
-          <w:b w:val="0"/>
-          <w:i w:val="0"/>
-          <w:sz w:val="20"/>
-        </w:rPr>
-        <w:t>Negative Marks: 0.25</w:t>
+        <w:t xml:space="preserve">(b) Increase serum potassium</w:t>
       </w:r>
     </w:p>
     <w:p>
-      <w:pPr>
-        <w:spacing w:after="40" w:before="120"/>
-      </w:pPr>
       <w:r>
-        <w:rPr>
-          <w:b w:val="0"/>
-          <w:i w:val="0"/>
-          <w:sz w:val="22"/>
-        </w:rPr>
-        <w:t>Question: Which nursing action is correct in the daily care of a client with an indwelling urinary catheter?</w:t>
+        <w:t xml:space="preserve">(c) Promote weight gain</w:t>
       </w:r>
     </w:p>
     <w:p>
-      <w:pPr>
-        <w:spacing w:after="0" w:before="0"/>
-      </w:pPr>
       <w:r>
-        <w:rPr>
-          <w:b w:val="0"/>
-          <w:i w:val="0"/>
-          <w:sz w:val="22"/>
-        </w:rPr>
-        <w:t>(a) Keep the drainage bag above the level of the bladder to prevent backflow</w:t>
+        <w:t xml:space="preserve">(d) Increase urine output</w:t>
       </w:r>
     </w:p>
     <w:p>
-      <w:pPr>
-        <w:spacing w:after="0" w:before="0"/>
-      </w:pPr>
       <w:r>
-        <w:rPr>
-          <w:b w:val="0"/>
-          <w:i w:val="0"/>
-          <w:sz w:val="22"/>
-        </w:rPr>
-        <w:t>(b) Secure the tubing and keep the drainage bag below the level of the bladder</w:t>
+        <w:t xml:space="preserve">Answer: a</w:t>
       </w:r>
     </w:p>
     <w:p>
-      <w:pPr>
-        <w:spacing w:after="0" w:before="0"/>
-      </w:pPr>
       <w:r>
-        <w:rPr>
-          <w:b w:val="0"/>
-          <w:i w:val="0"/>
-          <w:sz w:val="22"/>
-        </w:rPr>
-        <w:t>(c) Irrigate the catheter routinely every shift</w:t>
+        <w:t xml:space="preserve">Solution: Restricting protein reduces the production of urea and other nitrogenous wastes, decreasing the workload on the failing kidneys and slowing progression.</w:t>
       </w:r>
     </w:p>
     <w:p>
-      <w:pPr>
-        <w:spacing w:after="0" w:before="0"/>
-      </w:pPr>
       <w:r>
-        <w:rPr>
-          <w:b w:val="0"/>
-          <w:i w:val="0"/>
-          <w:sz w:val="22"/>
-        </w:rPr>
-        <w:t>(d) Clamp the catheter for 4 hours before emptying the bag</w:t>
+        <w:t xml:space="preserve">Positive Marks: 1</w:t>
       </w:r>
     </w:p>
     <w:p>
-      <w:pPr>
-        <w:spacing w:after="0" w:before="40"/>
-      </w:pPr>
       <w:r>
-        <w:rPr>
-          <w:b/>
-          <w:i w:val="0"/>
-          <w:sz w:val="22"/>
-        </w:rPr>
-        <w:t>Answer: b</w:t>
+        <w:t xml:space="preserve">Negative Marks: 0.25</w:t>
       </w:r>
     </w:p>
     <w:p>
-      <w:pPr>
-        <w:spacing w:after="0" w:before="0"/>
-      </w:pPr>
       <w:r>
-        <w:rPr>
-          <w:b w:val="0"/>
-          <w:i w:val="0"/>
-          <w:sz w:val="21"/>
-        </w:rPr>
-        <w:t>Solution: The drainage bag must remain below the level of the bladder at all times to prevent reflux of urine and ascending infection; the tubing should be secured without kinks. Routine irrigation is not recommended and clamping is only done for specific reasons (e.g., voiding trials).</w:t>
+        <w:t xml:space="preserve"/>
       </w:r>
     </w:p>
     <w:p>
-      <w:pPr>
-        <w:spacing w:after="0" w:before="0"/>
-      </w:pPr>
       <w:r>
-        <w:rPr>
-          <w:b w:val="0"/>
-          <w:i w:val="0"/>
-          <w:sz w:val="20"/>
-        </w:rPr>
-        <w:t>Positive Marks: 1</w:t>
+        <w:t xml:space="preserve">Question: A nurse is caring for a client who has just returned from a bronchoscopy. The priority nursing action is:</w:t>
       </w:r>
     </w:p>
     <w:p>
-      <w:pPr>
-        <w:spacing w:after="160" w:before="0"/>
-      </w:pPr>
       <w:r>
-        <w:rPr>
-          <w:b w:val="0"/>
-          <w:i w:val="0"/>
-          <w:sz w:val="20"/>
-        </w:rPr>
-        <w:t>Negative Marks: 0.25</w:t>
+        <w:t xml:space="preserve">(a) Maintain NPO until the gag reflex returns</w:t>
       </w:r>
     </w:p>
     <w:p>
-      <w:pPr>
-        <w:spacing w:after="40" w:before="120"/>
-      </w:pPr>
       <w:r>
-        <w:rPr>
-          <w:b w:val="0"/>
-          <w:i w:val="0"/>
-          <w:sz w:val="22"/>
-        </w:rPr>
-        <w:t>Question: When instilling ear drops in an adult client, how should the nurse position the pinna?</w:t>
+        <w:t xml:space="preserve">(b) Encourage immediate oral fluids</w:t>
       </w:r>
     </w:p>
     <w:p>
-      <w:pPr>
-        <w:spacing w:after="0" w:before="0"/>
-      </w:pPr>
       <w:r>
-        <w:rPr>
-          <w:b w:val="0"/>
-          <w:i w:val="0"/>
-          <w:sz w:val="22"/>
-        </w:rPr>
-        <w:t>(a) Pulled down and back</w:t>
+        <w:t xml:space="preserve">(c) Place the client in a prone position</w:t>
       </w:r>
     </w:p>
     <w:p>
-      <w:pPr>
-        <w:spacing w:after="0" w:before="0"/>
-      </w:pPr>
       <w:r>
-        <w:rPr>
-          <w:b w:val="0"/>
-          <w:i w:val="0"/>
-          <w:sz w:val="22"/>
-        </w:rPr>
-        <w:t>(b) Pulled up and back</w:t>
+        <w:t xml:space="preserve">(d) Ambulate the client immediately</w:t>
       </w:r>
     </w:p>
     <w:p>
-      <w:pPr>
-        <w:spacing w:after="0" w:before="0"/>
-      </w:pPr>
       <w:r>
-        <w:rPr>
-          <w:b w:val="0"/>
-          <w:i w:val="0"/>
-          <w:sz w:val="22"/>
-        </w:rPr>
-        <w:t>(c) Pulled forward</w:t>
+        <w:t xml:space="preserve">Answer: a</w:t>
       </w:r>
     </w:p>
     <w:p>
-      <w:pPr>
-        <w:spacing w:after="0" w:before="0"/>
-      </w:pPr>
       <w:r>
-        <w:rPr>
-          <w:b w:val="0"/>
-          <w:i w:val="0"/>
-          <w:sz w:val="22"/>
-        </w:rPr>
-        <w:t>(d) Left in its natural position</w:t>
+        <w:t xml:space="preserve">Solution: After bronchoscopy, the client remains NPO until the gag and cough reflexes return (due to topical anesthesia) to prevent aspiration. Vital signs and respiratory status are monitored.</w:t>
       </w:r>
     </w:p>
     <w:p>
-      <w:pPr>
-        <w:spacing w:after="0" w:before="40"/>
-      </w:pPr>
       <w:r>
-        <w:rPr>
-          <w:b/>
-          <w:i w:val="0"/>
-          <w:sz w:val="22"/>
-        </w:rPr>
-        <w:t>Answer: b</w:t>
+        <w:t xml:space="preserve">Positive Marks: 1</w:t>
       </w:r>
     </w:p>
     <w:p>
-      <w:pPr>
-        <w:spacing w:after="0" w:before="0"/>
-      </w:pPr>
       <w:r>
-        <w:rPr>
-          <w:b w:val="0"/>
-          <w:i w:val="0"/>
-          <w:sz w:val="21"/>
-        </w:rPr>
-        <w:t>Solution: In adults, the external auditory canal is straightened by pulling the pinna up and back. In children under 3 years, the pinna is pulled down and back because the canal is shorter and more horizontal.</w:t>
+        <w:t xml:space="preserve">Negative Marks: 0.25</w:t>
       </w:r>
     </w:p>
     <w:p>
-      <w:pPr>
-        <w:spacing w:after="0" w:before="0"/>
-      </w:pPr>
       <w:r>
-        <w:rPr>
-          <w:b w:val="0"/>
-          <w:i w:val="0"/>
-          <w:sz w:val="20"/>
-        </w:rPr>
-        <w:t>Positive Marks: 1</w:t>
+        <w:t xml:space="preserve"/>
       </w:r>
     </w:p>
     <w:p>
-      <w:pPr>
-        <w:spacing w:after="160" w:before="0"/>
-      </w:pPr>
       <w:r>
-        <w:rPr>
-          <w:b w:val="0"/>
-          <w:i w:val="0"/>
-          <w:sz w:val="20"/>
-        </w:rPr>
-        <w:t>Negative Marks: 0.25</w:t>
+        <w:t xml:space="preserve">Question: A client with a diagnosis of GERD complains of heartburn at night. Which instruction should the nurse give?</w:t>
       </w:r>
     </w:p>
     <w:p>
-      <w:pPr>
-        <w:spacing w:after="40" w:before="120"/>
-      </w:pPr>
       <w:r>
-        <w:rPr>
-          <w:b w:val="0"/>
-          <w:i w:val="0"/>
-          <w:sz w:val="22"/>
-        </w:rPr>
-        <w:t>Question: What is the primary purpose of performing Leopold's maneuvers during the third trimester?</w:t>
+        <w:t xml:space="preserve">(a) Elevate the head of the bed on blocks</w:t>
       </w:r>
     </w:p>
     <w:p>
-      <w:pPr>
-        <w:spacing w:after="0" w:before="0"/>
-      </w:pPr>
       <w:r>
-        <w:rPr>
-          <w:b w:val="0"/>
-          <w:i w:val="0"/>
-          <w:sz w:val="22"/>
-        </w:rPr>
-        <w:t>(a) To estimate the fetal weight precisely</w:t>
+        <w:t xml:space="preserve">(b) Lie flat with one pillow</w:t>
       </w:r>
     </w:p>
     <w:p>
-      <w:pPr>
-        <w:spacing w:after="0" w:before="0"/>
-      </w:pPr>
       <w:r>
-        <w:rPr>
-          <w:b w:val="0"/>
-          <w:i w:val="0"/>
-          <w:sz w:val="22"/>
-        </w:rPr>
-        <w:t>(b) To determine fetal presentation, position, and lie</w:t>
+        <w:t xml:space="preserve">(c) Eat a large meal before bedtime</w:t>
       </w:r>
     </w:p>
     <w:p>
-      <w:pPr>
-        <w:spacing w:after="0" w:before="0"/>
-      </w:pPr>
       <w:r>
-        <w:rPr>
-          <w:b w:val="0"/>
-          <w:i w:val="0"/>
-          <w:sz w:val="22"/>
-        </w:rPr>
-        <w:t>(c) To measure the pelvic outlet diameter</w:t>
+        <w:t xml:space="preserve">(d) Drink coffee in the evening</w:t>
       </w:r>
     </w:p>
     <w:p>
-      <w:pPr>
-        <w:spacing w:after="0" w:before="0"/>
-      </w:pPr>
       <w:r>
-        <w:rPr>
-          <w:b w:val="0"/>
-          <w:i w:val="0"/>
-          <w:sz w:val="22"/>
-        </w:rPr>
-        <w:t>(d) To evaluate placental function</w:t>
+        <w:t xml:space="preserve">Answer: a</w:t>
       </w:r>
     </w:p>
     <w:p>
-      <w:pPr>
-        <w:spacing w:after="0" w:before="40"/>
-      </w:pPr>
       <w:r>
-        <w:rPr>
-          <w:b/>
-          <w:i w:val="0"/>
-          <w:sz w:val="22"/>
-        </w:rPr>
-        <w:t>Answer: b</w:t>
+        <w:t xml:space="preserve">Solution: Elevating the head of the bed 15–20 cm uses gravity to prevent reflux at night. Large meals, caffeine, and lying flat worsen heartburn.</w:t>
       </w:r>
     </w:p>
     <w:p>
-      <w:pPr>
-        <w:spacing w:after="0" w:before="0"/>
-      </w:pPr>
       <w:r>
-        <w:rPr>
-          <w:b w:val="0"/>
-          <w:i w:val="0"/>
-          <w:sz w:val="21"/>
-        </w:rPr>
-        <w:t>Solution: Leopold's maneuvers are four steps of abdominal palpation used to determine fetal presentation (cephalic/breech), position, and lie. They do not estimate weight or placental function; pelvic measurements are done by pelvimetry.</w:t>
+        <w:t xml:space="preserve">Positive Marks: 1</w:t>
       </w:r>
     </w:p>
     <w:p>
-      <w:pPr>
-        <w:spacing w:after="0" w:before="0"/>
-      </w:pPr>
       <w:r>
-        <w:rPr>
-          <w:b w:val="0"/>
-          <w:i w:val="0"/>
-          <w:sz w:val="20"/>
-        </w:rPr>
-        <w:t>Positive Marks: 1</w:t>
+        <w:t xml:space="preserve">Negative Marks: 0.25</w:t>
       </w:r>
     </w:p>
     <w:p>
-      <w:pPr>
-        <w:spacing w:after="160" w:before="0"/>
-      </w:pPr>
       <w:r>
-        <w:rPr>
-          <w:b w:val="0"/>
-          <w:i w:val="0"/>
-          <w:sz w:val="20"/>
-        </w:rPr>
-        <w:t>Negative Marks: 0.25</w:t>
+        <w:t xml:space="preserve"/>
       </w:r>
     </w:p>
     <w:p>
-      <w:pPr>
-        <w:spacing w:after="40" w:before="120"/>
-      </w:pPr>
       <w:r>
-        <w:rPr>
-          <w:b w:val="0"/>
-          <w:i w:val="0"/>
-          <w:sz w:val="22"/>
-        </w:rPr>
-        <w:t>Question: A primigravida has her last menstrual period on 10 March. Using Naegele's rule, what is her estimated date of delivery?</w:t>
+        <w:t xml:space="preserve">Question: A client is admitted with a diagnosis of acute cystitis. Which symptom is most characteristic?</w:t>
       </w:r>
     </w:p>
     <w:p>
-      <w:pPr>
-        <w:spacing w:after="0" w:before="0"/>
-      </w:pPr>
       <w:r>
-        <w:rPr>
-          <w:b w:val="0"/>
-          <w:i w:val="0"/>
-          <w:sz w:val="22"/>
-        </w:rPr>
-        <w:t>(a) 3 December</w:t>
+        <w:t xml:space="preserve">(a) Dysuria and urinary frequency</w:t>
       </w:r>
     </w:p>
     <w:p>
-      <w:pPr>
-        <w:spacing w:after="0" w:before="0"/>
-      </w:pPr>
       <w:r>
-        <w:rPr>
-          <w:b w:val="0"/>
-          <w:i w:val="0"/>
-          <w:sz w:val="22"/>
-        </w:rPr>
-        <w:t>(b) 17 December</w:t>
+        <w:t xml:space="preserve">(b) Flank pain and high fever</w:t>
       </w:r>
     </w:p>
     <w:p>
-      <w:pPr>
-        <w:spacing w:after="0" w:before="0"/>
-      </w:pPr>
       <w:r>
-        <w:rPr>
-          <w:b w:val="0"/>
-          <w:i w:val="0"/>
-          <w:sz w:val="22"/>
-        </w:rPr>
-        <w:t>(c) 10 January</w:t>
+        <w:t xml:space="preserve">(c) Painless hematuria</w:t>
       </w:r>
     </w:p>
     <w:p>
-      <w:pPr>
-        <w:spacing w:after="0" w:before="0"/>
-      </w:pPr>
       <w:r>
-        <w:rPr>
-          <w:b w:val="0"/>
-          <w:i w:val="0"/>
-          <w:sz w:val="22"/>
-        </w:rPr>
-        <w:t>(d) 24 January</w:t>
+        <w:t xml:space="preserve">(d) Urinary retention only</w:t>
       </w:r>
     </w:p>
     <w:p>
-      <w:pPr>
-        <w:spacing w:after="0" w:before="40"/>
-      </w:pPr>
       <w:r>
-        <w:rPr>
-          <w:b/>
-          <w:i w:val="0"/>
-          <w:sz w:val="22"/>
-        </w:rPr>
-        <w:t>Answer: b</w:t>
+        <w:t xml:space="preserve">Answer: a</w:t>
       </w:r>
     </w:p>
     <w:p>
-      <w:pPr>
-        <w:spacing w:after="0" w:before="0"/>
-      </w:pPr>
       <w:r>
-        <w:rPr>
-          <w:b w:val="0"/>
-          <w:i w:val="0"/>
-          <w:sz w:val="21"/>
-        </w:rPr>
-        <w:t>Solution: Naegele's rule: add 7 days to the first day of the LMP and subtract 3 months. 10 March + 7 days = 17 March; subtracting 3 months gives 17 December.</w:t>
+        <w:t xml:space="preserve">Solution: Acute cystitis (bladder infection) causes dysuria, frequency, urgency, and suprapubic discomfort. Flank pain and high fever suggest pyelonephritis.</w:t>
       </w:r>
     </w:p>
     <w:p>
-      <w:pPr>
-        <w:spacing w:after="0" w:before="0"/>
-      </w:pPr>
       <w:r>
-        <w:rPr>
-          <w:b w:val="0"/>
-          <w:i w:val="0"/>
-          <w:sz w:val="20"/>
-        </w:rPr>
-        <w:t>Positive Marks: 1</w:t>
+        <w:t xml:space="preserve">Positive Marks: 1</w:t>
       </w:r>
     </w:p>
     <w:p>
-      <w:pPr>
-        <w:spacing w:after="160" w:before="0"/>
-      </w:pPr>
       <w:r>
-        <w:rPr>
-          <w:b w:val="0"/>
-          <w:i w:val="0"/>
-          <w:sz w:val="20"/>
-        </w:rPr>
-        <w:t>Negative Marks: 0.25</w:t>
+        <w:t xml:space="preserve">Negative Marks: 0.25</w:t>
       </w:r>
     </w:p>
     <w:p>
-      <w:pPr>
-        <w:spacing w:after="40" w:before="120"/>
-      </w:pPr>
       <w:r>
-        <w:rPr>
-          <w:b w:val="0"/>
-          <w:i w:val="0"/>
-          <w:sz w:val="22"/>
-        </w:rPr>
-        <w:t>Question: A client who had an episiotomy repair asks how to care for the perineum. Which instruction is correct?</w:t>
+        <w:t xml:space="preserve">Question: A client is receiving a blood transfusion and develops fever, chills, and back pain 20 minutes after the start. The nurse should:</w:t>
       </w:r>
     </w:p>
     <w:p>
-      <w:pPr>
-        <w:spacing w:after="0" w:before="0"/>
-      </w:pPr>
       <w:r>
-        <w:rPr>
-          <w:b w:val="0"/>
-          <w:i w:val="0"/>
-          <w:sz w:val="22"/>
-        </w:rPr>
-        <w:t>(a) Avoid sitz baths until the stitches dissolve</w:t>
+        <w:t xml:space="preserve">(a) Stop the transfusion, keep the IV open with normal saline, and notify the physician</w:t>
       </w:r>
     </w:p>
     <w:p>
-      <w:pPr>
-        <w:spacing w:after="0" w:before="0"/>
-      </w:pPr>
       <w:r>
-        <w:rPr>
-          <w:b w:val="0"/>
-          <w:i w:val="0"/>
-          <w:sz w:val="22"/>
-        </w:rPr>
-        <w:t>(b) Use a sitz bath and clean the perineum from front to back</w:t>
+        <w:t xml:space="preserve">(b) Slow the transfusion and observe</w:t>
       </w:r>
     </w:p>
     <w:p>
-      <w:pPr>
-        <w:spacing w:after="0" w:before="0"/>
-      </w:pPr>
       <w:r>
-        <w:rPr>
-          <w:b w:val="0"/>
-          <w:i w:val="0"/>
-          <w:sz w:val="22"/>
-        </w:rPr>
-        <w:t>(c) Apply heat continuously for the first 48 hours</w:t>
+        <w:t xml:space="preserve">(c) Continue the transfusion and give an antipyretic</w:t>
       </w:r>
     </w:p>
     <w:p>
-      <w:pPr>
-        <w:spacing w:after="0" w:before="0"/>
-      </w:pPr>
       <w:r>
-        <w:rPr>
-          <w:b w:val="0"/>
-          <w:i w:val="0"/>
-          <w:sz w:val="22"/>
-        </w:rPr>
-        <w:t>(d) Insert a tampon to absorb lochia</w:t>
+        <w:t xml:space="preserve">(d) Stop the transfusion and discontinue the IV line</w:t>
       </w:r>
     </w:p>
     <w:p>
-      <w:pPr>
-        <w:spacing w:after="0" w:before="40"/>
-      </w:pPr>
       <w:r>
-        <w:rPr>
-          <w:b/>
-          <w:i w:val="0"/>
-          <w:sz w:val="22"/>
-        </w:rPr>
-        <w:t>Answer: b</w:t>
+        <w:t xml:space="preserve">Answer: a</w:t>
       </w:r>
     </w:p>
     <w:p>
-      <w:pPr>
-        <w:spacing w:after="0" w:before="0"/>
-      </w:pPr>
       <w:r>
-        <w:rPr>
-          <w:b w:val="0"/>
-          <w:i w:val="0"/>
-          <w:sz w:val="21"/>
-        </w:rPr>
-        <w:t>Solution: Sitz baths (warm water 2-3 times daily) soothe the perineum and promote healing; the perineum is cleansed front to back to prevent contamination from the anal area. Tampons are contraindicated after delivery, and continuous heat can increase edema.</w:t>
+        <w:t xml:space="preserve">Solution: Fever, chills, and back pain indicate a hemolytic transfusion reaction — a medical emergency. The transfusion is stopped, the line kept open with saline, and the physician notified immediately.</w:t>
       </w:r>
     </w:p>
     <w:p>
-      <w:pPr>
-        <w:spacing w:after="0" w:before="0"/>
-      </w:pPr>
       <w:r>
-        <w:rPr>
-          <w:b w:val="0"/>
-          <w:i w:val="0"/>
-          <w:sz w:val="20"/>
-        </w:rPr>
-        <w:t>Positive Marks: 1</w:t>
+        <w:t xml:space="preserve">Positive Marks: 1</w:t>
       </w:r>
     </w:p>
     <w:p>
-      <w:pPr>
-        <w:spacing w:after="160" w:before="0"/>
-      </w:pPr>
       <w:r>
-        <w:rPr>
-          <w:b w:val="0"/>
-          <w:i w:val="0"/>
-          <w:sz w:val="20"/>
-        </w:rPr>
-        <w:t>Negative Marks: 0.25</w:t>
+        <w:t xml:space="preserve">Negative Marks: 0.25</w:t>
       </w:r>
     </w:p>
     <w:p>
-      <w:pPr>
-        <w:spacing w:after="40" w:before="120"/>
-      </w:pPr>
       <w:r>
-        <w:rPr>
-          <w:b w:val="0"/>
-          <w:i w:val="0"/>
-          <w:sz w:val="22"/>
-        </w:rPr>
-        <w:t>Question: Which symptom is classified as a negative symptom of schizophrenia?</w:t>
+        <w:t xml:space="preserve"/>
       </w:r>
     </w:p>
     <w:p>
-      <w:pPr>
-        <w:spacing w:after="0" w:before="0"/>
-      </w:pPr>
       <w:r>
-        <w:rPr>
-          <w:b w:val="0"/>
-          <w:i w:val="0"/>
-          <w:sz w:val="22"/>
-        </w:rPr>
-        <w:t>(a) Hallucinations</w:t>
+        <w:t xml:space="preserve">Question: A client with a diagnosis of acute renal failure has a urine output of 20 mL/hour. The nurse should:</w:t>
       </w:r>
     </w:p>
     <w:p>
-      <w:pPr>
-        <w:spacing w:after="0" w:before="0"/>
-      </w:pPr>
       <w:r>
-        <w:rPr>
-          <w:b w:val="0"/>
-          <w:i w:val="0"/>
-          <w:sz w:val="22"/>
-        </w:rPr>
-        <w:t>(b) Delusions</w:t>
+        <w:t xml:space="preserve">(a) Notify the physician — this may indicate worsening renal function</w:t>
       </w:r>
     </w:p>
     <w:p>
-      <w:pPr>
-        <w:spacing w:after="0" w:before="0"/>
-      </w:pPr>
       <w:r>
-        <w:rPr>
-          <w:b w:val="0"/>
-          <w:i w:val="0"/>
-          <w:sz w:val="22"/>
-        </w:rPr>
-        <w:t>(c) Flat affect and avolition</w:t>
+        <w:t xml:space="preserve">(b) Document this as normal</w:t>
       </w:r>
     </w:p>
     <w:p>
-      <w:pPr>
-        <w:spacing w:after="0" w:before="0"/>
-      </w:pPr>
       <w:r>
-        <w:rPr>
-          <w:b w:val="0"/>
-          <w:i w:val="0"/>
-          <w:sz w:val="22"/>
-        </w:rPr>
-        <w:t>(d) Loose associations</w:t>
+        <w:t xml:space="preserve">(c) Decrease the IV fluid rate without orders</w:t>
       </w:r>
     </w:p>
     <w:p>
-      <w:pPr>
-        <w:spacing w:after="0" w:before="40"/>
-      </w:pPr>
       <w:r>
-        <w:rPr>
-          <w:b/>
-          <w:i w:val="0"/>
-          <w:sz w:val="22"/>
-        </w:rPr>
-        <w:t>Answer: c</w:t>
+        <w:t xml:space="preserve">(d) Encourage increased oral fluids</w:t>
       </w:r>
     </w:p>
     <w:p>
-      <w:pPr>
-        <w:spacing w:after="0" w:before="0"/>
-      </w:pPr>
       <w:r>
-        <w:rPr>
-          <w:b w:val="0"/>
-          <w:i w:val="0"/>
-          <w:sz w:val="21"/>
-        </w:rPr>
-        <w:t>Solution: Negative symptoms reflect a loss of normal functioning and include flat affect, alogia, avolition, anhedonia, and social withdrawal. Hallucinations, delusions, and loose associations are positive (or disorganized) symptoms.</w:t>
+        <w:t xml:space="preserve">Answer: a</w:t>
       </w:r>
     </w:p>
     <w:p>
-      <w:pPr>
-        <w:spacing w:after="0" w:before="0"/>
-      </w:pPr>
       <w:r>
-        <w:rPr>
-          <w:b w:val="0"/>
-          <w:i w:val="0"/>
-          <w:sz w:val="20"/>
-        </w:rPr>
-        <w:t>Positive Marks: 1</w:t>
+        <w:t xml:space="preserve">Solution: Low urine output (&lt;30 mL/hour) in renal failure signals worsening function or hypovolemia and requires physician notification. Fluid management is strictly ordered.</w:t>
       </w:r>
     </w:p>
     <w:p>
-      <w:pPr>
-        <w:spacing w:after="160" w:before="0"/>
-      </w:pPr>
       <w:r>
-        <w:rPr>
-          <w:b w:val="0"/>
-          <w:i w:val="0"/>
-          <w:sz w:val="20"/>
-        </w:rPr>
-        <w:t>Negative Marks: 0.25</w:t>
+        <w:t xml:space="preserve">Positive Marks: 1</w:t>
       </w:r>
     </w:p>
     <w:p>
-      <w:pPr>
-        <w:spacing w:after="40" w:before="120"/>
-      </w:pPr>
       <w:r>
-        <w:rPr>
-          <w:b w:val="0"/>
-          <w:i w:val="0"/>
-          <w:sz w:val="22"/>
-        </w:rPr>
-        <w:t>Question: Which question by the nurse demonstrates the use of an open-ended therapeutic communication technique?</w:t>
+        <w:t xml:space="preserve">Negative Marks: 0.25</w:t>
       </w:r>
     </w:p>
     <w:p>
-      <w:pPr>
-        <w:spacing w:after="0" w:before="0"/>
-      </w:pPr>
       <w:r>
-        <w:rPr>
-          <w:b w:val="0"/>
-          <w:i w:val="0"/>
-          <w:sz w:val="22"/>
-        </w:rPr>
-        <w:t>(a) Did you sleep well last night?</w:t>
+        <w:t xml:space="preserve"/>
       </w:r>
     </w:p>
     <w:p>
-      <w:pPr>
-        <w:spacing w:after="0" w:before="0"/>
-      </w:pPr>
       <w:r>
-        <w:rPr>
-          <w:b w:val="0"/>
-          <w:i w:val="0"/>
-          <w:sz w:val="22"/>
-        </w:rPr>
-        <w:t>(b) How do you feel about your treatment plan?</w:t>
+        <w:t xml:space="preserve">Question: The nurse is teaching a client with a colostomy how to change the pouch. Which statement indicates correct understanding?</w:t>
       </w:r>
     </w:p>
     <w:p>
-      <w:pPr>
-        <w:spacing w:after="0" w:before="0"/>
-      </w:pPr>
       <w:r>
-        <w:rPr>
-          <w:b w:val="0"/>
-          <w:i w:val="0"/>
-          <w:sz w:val="22"/>
-        </w:rPr>
-        <w:t>(c) Are you in pain right now?</w:t>
+        <w:t xml:space="preserve">(a) "I will cut the pouch opening to fit my stoma and press it firmly for 30 seconds."</w:t>
       </w:r>
     </w:p>
     <w:p>
-      <w:pPr>
-        <w:spacing w:after="0" w:before="0"/>
-      </w:pPr>
       <w:r>
-        <w:rPr>
-          <w:b w:val="0"/>
-          <w:i w:val="0"/>
-          <w:sz w:val="22"/>
-        </w:rPr>
-        <w:t>(d) Is your name Mr. Sharma?</w:t>
+        <w:t xml:space="preserve">(b) "I will use a smaller opening to make the pouch stay on longer."</w:t>
       </w:r>
     </w:p>
     <w:p>
-      <w:pPr>
-        <w:spacing w:after="0" w:before="40"/>
-      </w:pPr>
       <w:r>
-        <w:rPr>
-          <w:b/>
-          <w:i w:val="0"/>
-          <w:sz w:val="22"/>
-        </w:rPr>
-        <w:t>Answer: b</w:t>
+        <w:t xml:space="preserve">(c) "I will not use a skin barrier because it blocks adhesion."</w:t>
       </w:r>
     </w:p>
     <w:p>
-      <w:pPr>
-        <w:spacing w:after="0" w:before="0"/>
-      </w:pPr>
       <w:r>
-        <w:rPr>
-          <w:b w:val="0"/>
-          <w:i w:val="0"/>
-          <w:sz w:val="21"/>
-        </w:rPr>
-        <w:t>Solution: An open-ended question invites the client to elaborate and express feelings, beginning with words like 'how' or 'what'. Closed-ended questions ('did you', 'are you', 'is your') elicit only yes/no or brief answers and limit communication.</w:t>
+        <w:t xml:space="preserve">(d) "I will change the pouch only when it leaks."</w:t>
       </w:r>
     </w:p>
     <w:p>
-      <w:pPr>
-        <w:spacing w:after="0" w:before="0"/>
-      </w:pPr>
       <w:r>
-        <w:rPr>
-          <w:b w:val="0"/>
-          <w:i w:val="0"/>
-          <w:sz w:val="20"/>
-        </w:rPr>
-        <w:t>Positive Marks: 1</w:t>
+        <w:t xml:space="preserve">Answer: a</w:t>
       </w:r>
     </w:p>
     <w:p>
-      <w:pPr>
-        <w:spacing w:after="160" w:before="0"/>
-      </w:pPr>
       <w:r>
-        <w:rPr>
-          <w:b w:val="0"/>
-          <w:i w:val="0"/>
-          <w:sz w:val="20"/>
-        </w:rPr>
-        <w:t>Negative Marks: 0.25</w:t>
+        <w:t xml:space="preserve">Solution: The pouch opening is cut to fit the stoma (about 1/8 inch larger), and the pouch is pressed firmly for 30 seconds to ensure adhesion. A skin barrier protects the peristomal skin.</w:t>
       </w:r>
     </w:p>
     <w:p>
-      <w:pPr>
-        <w:spacing w:after="40" w:before="120"/>
-      </w:pPr>
       <w:r>
-        <w:rPr>
-          <w:b w:val="0"/>
-          <w:i w:val="0"/>
-          <w:sz w:val="22"/>
-        </w:rPr>
-        <w:t>Question: A nurse who channels aggressive impulses into competitive sports is using which defense mechanism?</w:t>
+        <w:t xml:space="preserve">Positive Marks: 1</w:t>
       </w:r>
     </w:p>
     <w:p>
-      <w:pPr>
-        <w:spacing w:after="0" w:before="0"/>
-      </w:pPr>
       <w:r>
-        <w:rPr>
-          <w:b w:val="0"/>
-          <w:i w:val="0"/>
-          <w:sz w:val="22"/>
-        </w:rPr>
-        <w:t>(a) Projection</w:t>
+        <w:t xml:space="preserve">Negative Marks: 0.25</w:t>
       </w:r>
     </w:p>
     <w:p>
-      <w:pPr>
-        <w:spacing w:after="0" w:before="0"/>
-      </w:pPr>
       <w:r>
-        <w:rPr>
-          <w:b w:val="0"/>
-          <w:i w:val="0"/>
-          <w:sz w:val="22"/>
-        </w:rPr>
-        <w:t>(b) Sublimation</w:t>
+        <w:t xml:space="preserve"/>
       </w:r>
     </w:p>
     <w:p>
-      <w:pPr>
-        <w:spacing w:after="0" w:before="0"/>
-      </w:pPr>
       <w:r>
-        <w:rPr>
-          <w:b w:val="0"/>
-          <w:i w:val="0"/>
-          <w:sz w:val="22"/>
-        </w:rPr>
-        <w:t>(c) Rationalization</w:t>
+        <w:t xml:space="preserve">Question: A client with heart failure is prescribed a low-sodium diet. Which food should the client avoid?</w:t>
       </w:r>
     </w:p>
     <w:p>
-      <w:pPr>
-        <w:spacing w:after="0" w:before="0"/>
-      </w:pPr>
       <w:r>
-        <w:rPr>
-          <w:b w:val="0"/>
-          <w:i w:val="0"/>
-          <w:sz w:val="22"/>
-        </w:rPr>
-        <w:t>(d) Suppression</w:t>
+        <w:t xml:space="preserve">(a) Canned vegetables</w:t>
       </w:r>
     </w:p>
     <w:p>
-      <w:pPr>
-        <w:spacing w:after="0" w:before="40"/>
-      </w:pPr>
       <w:r>
-        <w:rPr>
-          <w:b/>
-          <w:i w:val="0"/>
-          <w:sz w:val="22"/>
-        </w:rPr>
-        <w:t>Answer: b</w:t>
+        <w:t xml:space="preserve">(b) Fresh fruit</w:t>
       </w:r>
     </w:p>
     <w:p>
-      <w:pPr>
-        <w:spacing w:after="0" w:before="0"/>
-      </w:pPr>
       <w:r>
-        <w:rPr>
-          <w:b w:val="0"/>
-          <w:i w:val="0"/>
-          <w:sz w:val="21"/>
-        </w:rPr>
-        <w:t>Solution: Sublimation is the channeling of unacceptable impulses into socially acceptable activities, such as redirecting aggression into sports or work. Projection attributes one's own feelings to others; rationalization offers logical excuses; suppression is conscious postponement.</w:t>
+        <w:t xml:space="preserve">(c) Unsalted rice</w:t>
       </w:r>
     </w:p>
     <w:p>
-      <w:pPr>
-        <w:spacing w:after="0" w:before="0"/>
-      </w:pPr>
       <w:r>
-        <w:rPr>
-          <w:b w:val="0"/>
-          <w:i w:val="0"/>
-          <w:sz w:val="20"/>
-        </w:rPr>
-        <w:t>Positive Marks: 1</w:t>
+        <w:t xml:space="preserve">(d) Boiled potatoes</w:t>
       </w:r>
     </w:p>
     <w:p>
-      <w:pPr>
-        <w:spacing w:after="160" w:before="0"/>
-      </w:pPr>
       <w:r>
-        <w:rPr>
-          <w:b w:val="0"/>
-          <w:i w:val="0"/>
-          <w:sz w:val="20"/>
-        </w:rPr>
-        <w:t>Negative Marks: 0.25</w:t>
+        <w:t xml:space="preserve">Answer: a</w:t>
       </w:r>
     </w:p>
     <w:p>
-      <w:pPr>
-        <w:spacing w:after="40" w:before="120"/>
-      </w:pPr>
       <w:r>
-        <w:rPr>
-          <w:b w:val="0"/>
-          <w:i w:val="0"/>
-          <w:sz w:val="22"/>
-        </w:rPr>
-        <w:t>Question: At which age does an infant typically develop a pincer grasp, picking up small objects between the thumb and forefinger?</w:t>
+        <w:t xml:space="preserve">Solution: Canned vegetables are high in sodium (preservatives). Fresh fruits, unsalted rice, and boiled potatoes are low-sodium choices.</w:t>
       </w:r>
     </w:p>
     <w:p>
-      <w:pPr>
-        <w:spacing w:after="0" w:before="0"/>
-      </w:pPr>
       <w:r>
-        <w:rPr>
-          <w:b w:val="0"/>
-          <w:i w:val="0"/>
-          <w:sz w:val="22"/>
-        </w:rPr>
-        <w:t>(a) 4-5 months</w:t>
+        <w:t xml:space="preserve">Positive Marks: 1</w:t>
       </w:r>
     </w:p>
     <w:p>
-      <w:pPr>
-        <w:spacing w:after="0" w:before="0"/>
-      </w:pPr>
       <w:r>
-        <w:rPr>
-          <w:b w:val="0"/>
-          <w:i w:val="0"/>
-          <w:sz w:val="22"/>
-        </w:rPr>
-        <w:t>(b) 6-7 months</w:t>
+        <w:t xml:space="preserve">Negative Marks: 0.25</w:t>
       </w:r>
     </w:p>
     <w:p>
-      <w:pPr>
-        <w:spacing w:after="0" w:before="0"/>
-      </w:pPr>
       <w:r>
-        <w:rPr>
-          <w:b w:val="0"/>
-          <w:i w:val="0"/>
-          <w:sz w:val="22"/>
-        </w:rPr>
-        <w:t>(c) 9-10 months</w:t>
+        <w:t xml:space="preserve"/>
       </w:r>
     </w:p>
     <w:p>
-      <w:pPr>
-        <w:spacing w:after="0" w:before="0"/>
-      </w:pPr>
       <w:r>
-        <w:rPr>
-          <w:b w:val="0"/>
-          <w:i w:val="0"/>
-          <w:sz w:val="22"/>
-        </w:rPr>
-        <w:t>(d) 12-13 months</w:t>
+        <w:t xml:space="preserve">Question: A client is prescribed an inhaler for asthma and has been taught to use a spacer. The nurse evaluates that the client understands the spacer's purpose when the client states:</w:t>
       </w:r>
     </w:p>
     <w:p>
-      <w:pPr>
-        <w:spacing w:after="0" w:before="40"/>
-      </w:pPr>
       <w:r>
-        <w:rPr>
-          <w:b/>
-          <w:i w:val="0"/>
-          <w:sz w:val="22"/>
-        </w:rPr>
-        <w:t>Answer: c</w:t>
+        <w:t xml:space="preserve">(a) "The spacer helps more medication reach my lungs."</w:t>
       </w:r>
     </w:p>
     <w:p>
-      <w:pPr>
-        <w:spacing w:after="0" w:before="0"/>
-      </w:pPr>
       <w:r>
-        <w:rPr>
-          <w:b w:val="0"/>
-          <w:i w:val="0"/>
-          <w:sz w:val="21"/>
-        </w:rPr>
-        <w:t>Solution: The pincer grasp (thumb-forefinger) usually develops around 9-10 months of age. Before that, infants use a palmar or raking grasp. This milestone is important for self-feeding and fine-motor assessment.</w:t>
+        <w:t xml:space="preserve">(b) "The spacer replaces my inhaler."</w:t>
       </w:r>
     </w:p>
     <w:p>
-      <w:pPr>
-        <w:spacing w:after="0" w:before="0"/>
-      </w:pPr>
       <w:r>
-        <w:rPr>
-          <w:b w:val="0"/>
-          <w:i w:val="0"/>
-          <w:sz w:val="20"/>
-        </w:rPr>
-        <w:t>Positive Marks: 1</w:t>
+        <w:t xml:space="preserve">(c) "The spacer makes the medication taste better."</w:t>
       </w:r>
     </w:p>
     <w:p>
-      <w:pPr>
-        <w:spacing w:after="160" w:before="0"/>
-      </w:pPr>
       <w:r>
-        <w:rPr>
-          <w:b w:val="0"/>
-          <w:i w:val="0"/>
-          <w:sz w:val="20"/>
-        </w:rPr>
-        <w:t>Negative Marks: 0.25</w:t>
+        <w:t xml:space="preserve">(d) "The spacer is only for children."</w:t>
       </w:r>
     </w:p>
     <w:p>
-      <w:pPr>
-        <w:spacing w:after="40" w:before="120"/>
-      </w:pPr>
       <w:r>
-        <w:rPr>
-          <w:b w:val="0"/>
-          <w:i w:val="0"/>
-          <w:sz w:val="22"/>
-        </w:rPr>
-        <w:t>Question: Which food is most appropriate to recommend as a first iron-rich complementary food for a 7-month-old infant?</w:t>
+        <w:t xml:space="preserve">Answer: a</w:t>
       </w:r>
     </w:p>
     <w:p>
-      <w:pPr>
-        <w:spacing w:after="0" w:before="0"/>
-      </w:pPr>
       <w:r>
-        <w:rPr>
-          <w:b w:val="0"/>
-          <w:i w:val="0"/>
-          <w:sz w:val="22"/>
-        </w:rPr>
-        <w:t>(a) Cow's milk</w:t>
+        <w:t xml:space="preserve">Solution: A spacer holds the aerosol so the client can inhale it slowly and completely, delivering more medication to the lungs and less to the mouth and throat.</w:t>
       </w:r>
     </w:p>
     <w:p>
-      <w:pPr>
-        <w:spacing w:after="0" w:before="0"/>
-      </w:pPr>
       <w:r>
-        <w:rPr>
-          <w:b w:val="0"/>
-          <w:i w:val="0"/>
-          <w:sz w:val="22"/>
-        </w:rPr>
-        <w:t>(b) Iron-fortified infant cereal</w:t>
+        <w:t xml:space="preserve">Positive Marks: 1</w:t>
       </w:r>
     </w:p>
     <w:p>
-      <w:pPr>
-        <w:spacing w:after="0" w:before="0"/>
-      </w:pPr>
       <w:r>
-        <w:rPr>
-          <w:b w:val="0"/>
-          <w:i w:val="0"/>
-          <w:sz w:val="22"/>
-        </w:rPr>
-        <w:t>(c) Honey</w:t>
+        <w:t xml:space="preserve">Negative Marks: 0.25</w:t>
       </w:r>
     </w:p>
     <w:p>
-      <w:pPr>
-        <w:spacing w:after="0" w:before="0"/>
-      </w:pPr>
       <w:r>
-        <w:rPr>
-          <w:b w:val="0"/>
-          <w:i w:val="0"/>
-          <w:sz w:val="22"/>
-        </w:rPr>
-        <w:t>(d) Fruit juice</w:t>
+        <w:t xml:space="preserve"/>
       </w:r>
     </w:p>
     <w:p>
-      <w:pPr>
-        <w:spacing w:after="0" w:before="40"/>
-      </w:pPr>
       <w:r>
-        <w:rPr>
-          <w:b/>
-          <w:i w:val="0"/>
-          <w:sz w:val="22"/>
-        </w:rPr>
-        <w:t>Answer: b</w:t>
+        <w:t xml:space="preserve">Question: A nurse is assessing a client for signs of hypovolemic shock. Which finding is an early sign?</w:t>
       </w:r>
     </w:p>
     <w:p>
-      <w:pPr>
-        <w:spacing w:after="0" w:before="0"/>
-      </w:pPr>
       <w:r>
-        <w:rPr>
-          <w:b w:val="0"/>
-          <w:i w:val="0"/>
-          <w:sz w:val="21"/>
-        </w:rPr>
-        <w:t>Solution: Iron-fortified infant cereal is an excellent first complementary food because it is iron-rich, easily digested, and low in allergenicity. Cow's milk is not recommended before 12 months, honey before 1 year (botulism risk), and fruit juice lacks iron.</w:t>
+        <w:t xml:space="preserve">(a) Tachycardia and restlessness</w:t>
       </w:r>
     </w:p>
     <w:p>
-      <w:pPr>
-        <w:spacing w:after="0" w:before="0"/>
-      </w:pPr>
       <w:r>
-        <w:rPr>
-          <w:b w:val="0"/>
-          <w:i w:val="0"/>
-          <w:sz w:val="20"/>
-        </w:rPr>
-        <w:t>Positive Marks: 1</w:t>
+        <w:t xml:space="preserve">(b) Bradycardia and hypotension</w:t>
       </w:r>
     </w:p>
     <w:p>
-      <w:pPr>
-        <w:spacing w:after="160" w:before="0"/>
-      </w:pPr>
       <w:r>
-        <w:rPr>
-          <w:b w:val="0"/>
-          <w:i w:val="0"/>
-          <w:sz w:val="20"/>
-        </w:rPr>
-        <w:t>Negative Marks: 0.25</w:t>
+        <w:t xml:space="preserve">(c) Warm, dry skin</w:t>
       </w:r>
     </w:p>
     <w:p>
-      <w:pPr>
-        <w:spacing w:after="40" w:before="120"/>
-      </w:pPr>
       <w:r>
-        <w:rPr>
-          <w:b w:val="0"/>
-          <w:i w:val="0"/>
-          <w:sz w:val="22"/>
-        </w:rPr>
-        <w:t>Question: A 2-year-old with croup develops a barking cough, stridor at rest, and increasing respiratory distress. Which nursing action is the priority?</w:t>
+        <w:t xml:space="preserve">(d) Increased urine output</w:t>
       </w:r>
     </w:p>
     <w:p>
-      <w:pPr>
-        <w:spacing w:after="0" w:before="0"/>
-      </w:pPr>
       <w:r>
-        <w:rPr>
-          <w:b w:val="0"/>
-          <w:i w:val="0"/>
-          <w:sz w:val="22"/>
-        </w:rPr>
-        <w:t>(a) Administer the prescribed racemic epinephrine and keep the child calm</w:t>
+        <w:t xml:space="preserve">Answer: a</w:t>
       </w:r>
     </w:p>
     <w:p>
-      <w:pPr>
-        <w:spacing w:after="0" w:before="0"/>
-      </w:pPr>
       <w:r>
-        <w:rPr>
-          <w:b w:val="0"/>
-          <w:i w:val="0"/>
-          <w:sz w:val="22"/>
-        </w:rPr>
-        <w:t>(b) Give the child a warm bath to soothe the airway</w:t>
+        <w:t xml:space="preserve">Solution: Early hypovolemic shock causes tachycardia, restlessness, and cool, pale skin as compensatory mechanisms activate. Hypotension and bradycardia are late signs; urine output decreases.</w:t>
       </w:r>
     </w:p>
     <w:p>
-      <w:pPr>
-        <w:spacing w:after="0" w:before="0"/>
-      </w:pPr>
       <w:r>
-        <w:rPr>
-          <w:b w:val="0"/>
-          <w:i w:val="0"/>
-          <w:sz w:val="22"/>
-        </w:rPr>
-        <w:t>(c) Offer frequent small meals</w:t>
+        <w:t xml:space="preserve">Positive Marks: 1</w:t>
       </w:r>
     </w:p>
     <w:p>
-      <w:pPr>
-        <w:spacing w:after="0" w:before="0"/>
-      </w:pPr>
       <w:r>
-        <w:rPr>
-          <w:b w:val="0"/>
-          <w:i w:val="0"/>
-          <w:sz w:val="22"/>
-        </w:rPr>
-        <w:t>(d) Position the child supine with a pillow</w:t>
+        <w:t xml:space="preserve">Negative Marks: 0.25</w:t>
       </w:r>
     </w:p>
     <w:p>
-      <w:pPr>
-        <w:spacing w:after="0" w:before="40"/>
-      </w:pPr>
       <w:r>
-        <w:rPr>
-          <w:b/>
-          <w:i w:val="0"/>
-          <w:sz w:val="22"/>
-        </w:rPr>
-        <w:t>Answer: a</w:t>
+        <w:t xml:space="preserve"/>
       </w:r>
     </w:p>
     <w:p>
-      <w:pPr>
-        <w:spacing w:after="0" w:before="0"/>
-      </w:pPr>
       <w:r>
-        <w:rPr>
-          <w:b w:val="0"/>
-          <w:i w:val="0"/>
-          <w:sz w:val="21"/>
-        </w:rPr>
-        <w:t>Solution: Stridor at rest signals significant upper-airway obstruction; racemic epinephrine reduces mucosal edema and the child should be kept calm to decrease oxygen demand. Warm steam is not a substitute for medical therapy, and supine positioning can worsen obstruction.</w:t>
+        <w:t xml:space="preserve">Question: A client with a diagnosis of peptic ulcer disease is prescribed sucralfate. The nurse should teach the client to take this medication:</w:t>
       </w:r>
     </w:p>
     <w:p>
-      <w:pPr>
-        <w:spacing w:after="0" w:before="0"/>
-      </w:pPr>
       <w:r>
-        <w:rPr>
-          <w:b w:val="0"/>
-          <w:i w:val="0"/>
-          <w:sz w:val="20"/>
-        </w:rPr>
-        <w:t>Positive Marks: 1</w:t>
+        <w:t xml:space="preserve">(a) On an empty stomach, 1 hour before meals and at bedtime</w:t>
       </w:r>
     </w:p>
     <w:p>
-      <w:pPr>
-        <w:spacing w:after="160" w:before="0"/>
-      </w:pPr>
       <w:r>
-        <w:rPr>
-          <w:b w:val="0"/>
-          <w:i w:val="0"/>
-          <w:sz w:val="20"/>
-        </w:rPr>
-        <w:t>Negative Marks: 0.25</w:t>
+        <w:t xml:space="preserve">(b) With a full meal</w:t>
       </w:r>
     </w:p>
     <w:p>
-      <w:pPr>
-        <w:spacing w:after="40" w:before="120"/>
-      </w:pPr>
       <w:r>
-        <w:rPr>
-          <w:b w:val="0"/>
-          <w:i w:val="0"/>
-          <w:sz w:val="22"/>
-        </w:rPr>
-        <w:t>Question: In the epidemiologic triad, the three factors that interact to cause disease are:</w:t>
+        <w:t xml:space="preserve">(c) With an antacid at the same time</w:t>
       </w:r>
     </w:p>
     <w:p>
-      <w:pPr>
-        <w:spacing w:after="0" w:before="0"/>
-      </w:pPr>
       <w:r>
-        <w:rPr>
-          <w:b w:val="0"/>
-          <w:i w:val="0"/>
-          <w:sz w:val="22"/>
-        </w:rPr>
-        <w:t>(a) Agent, host, and environment</w:t>
+        <w:t xml:space="preserve">(d) Only when pain occurs</w:t>
       </w:r>
     </w:p>
     <w:p>
-      <w:pPr>
-        <w:spacing w:after="0" w:before="0"/>
-      </w:pPr>
       <w:r>
-        <w:rPr>
-          <w:b w:val="0"/>
-          <w:i w:val="0"/>
-          <w:sz w:val="22"/>
-        </w:rPr>
-        <w:t>(b) Primary, secondary, and tertiary</w:t>
+        <w:t xml:space="preserve">Answer: a</w:t>
       </w:r>
     </w:p>
     <w:p>
-      <w:pPr>
-        <w:spacing w:after="0" w:before="0"/>
-      </w:pPr>
       <w:r>
-        <w:rPr>
-          <w:b w:val="0"/>
-          <w:i w:val="0"/>
-          <w:sz w:val="22"/>
-        </w:rPr>
-        <w:t>(c) Incidence, prevalence, and mortality</w:t>
+        <w:t xml:space="preserve">Solution: Sucralfate coats the ulcer and must be taken on an empty stomach (1 hour before meals and at bedtime). Antacids are separated by 30 minutes because they interfere with its action.</w:t>
       </w:r>
     </w:p>
     <w:p>
-      <w:pPr>
-        <w:spacing w:after="0" w:before="0"/>
-      </w:pPr>
       <w:r>
-        <w:rPr>
-          <w:b w:val="0"/>
-          <w:i w:val="0"/>
-          <w:sz w:val="22"/>
-        </w:rPr>
-        <w:t>(d) Screening, diagnosis, and treatment</w:t>
+        <w:t xml:space="preserve">Positive Marks: 1</w:t>
       </w:r>
     </w:p>
     <w:p>
-      <w:pPr>
-        <w:spacing w:after="0" w:before="40"/>
-      </w:pPr>
       <w:r>
-        <w:rPr>
-          <w:b/>
-          <w:i w:val="0"/>
-          <w:sz w:val="22"/>
-        </w:rPr>
-        <w:t>Answer: a</w:t>
+        <w:t xml:space="preserve">Negative Marks: 0.25</w:t>
       </w:r>
     </w:p>
     <w:p>
-      <w:pPr>
-        <w:spacing w:after="0" w:before="0"/>
-      </w:pPr>
       <w:r>
-        <w:rPr>
-          <w:b w:val="0"/>
-          <w:i w:val="0"/>
-          <w:sz w:val="21"/>
-        </w:rPr>
-        <w:t>Solution: The epidemiologic triad describes disease as the interaction of an agent (pathogen/chemical), a susceptible host, and the environment. Levels of prevention and measures of disease frequency are separate concepts.</w:t>
+        <w:t xml:space="preserve"/>
       </w:r>
     </w:p>
     <w:p>
-      <w:pPr>
-        <w:spacing w:after="0" w:before="0"/>
-      </w:pPr>
       <w:r>
-        <w:rPr>
-          <w:b w:val="0"/>
-          <w:i w:val="0"/>
-          <w:sz w:val="20"/>
-        </w:rPr>
-        <w:t>Positive Marks: 1</w:t>
+        <w:t xml:space="preserve">Question: A client is admitted with a diagnosis of acute cholecystitis. The nurse should anticipate that the client will be:</w:t>
       </w:r>
     </w:p>
     <w:p>
-      <w:pPr>
-        <w:spacing w:after="160" w:before="0"/>
-      </w:pPr>
       <w:r>
-        <w:rPr>
-          <w:b w:val="0"/>
-          <w:i w:val="0"/>
-          <w:sz w:val="20"/>
-        </w:rPr>
-        <w:t>Negative Marks: 0.25</w:t>
+        <w:t xml:space="preserve">(a) NPO with IV fluids and analgesics</w:t>
       </w:r>
     </w:p>
     <w:p>
-      <w:pPr>
-        <w:spacing w:after="40" w:before="120"/>
-      </w:pPr>
       <w:r>
-        <w:rPr>
-          <w:b w:val="0"/>
-          <w:i w:val="0"/>
-          <w:sz w:val="22"/>
-        </w:rPr>
-        <w:t>Question: Which statement correctly differentiates incidence from prevalence?</w:t>
+        <w:t xml:space="preserve">(b) Encouraged to eat fatty meals</w:t>
       </w:r>
     </w:p>
     <w:p>
-      <w:pPr>
-        <w:spacing w:after="0" w:before="0"/>
-      </w:pPr>
       <w:r>
-        <w:rPr>
-          <w:b w:val="0"/>
-          <w:i w:val="0"/>
-          <w:sz w:val="22"/>
-        </w:rPr>
-        <w:t>(a) Incidence counts all existing cases; prevalence counts only new cases</w:t>
+        <w:t xml:space="preserve">(c) Given a high-fiber diet</w:t>
       </w:r>
     </w:p>
     <w:p>
-      <w:pPr>
-        <w:spacing w:after="0" w:before="0"/>
-      </w:pPr>
       <w:r>
-        <w:rPr>
-          <w:b w:val="0"/>
-          <w:i w:val="0"/>
-          <w:sz w:val="22"/>
-        </w:rPr>
-        <w:t>(b) Incidence counts new cases in a period; prevalence counts all existing cases at a point</w:t>
+        <w:t xml:space="preserve">(d) Placed on a regular diet</w:t>
       </w:r>
     </w:p>
     <w:p>
-      <w:pPr>
-        <w:spacing w:after="0" w:before="0"/>
-      </w:pPr>
       <w:r>
-        <w:rPr>
-          <w:b w:val="0"/>
-          <w:i w:val="0"/>
-          <w:sz w:val="22"/>
-        </w:rPr>
-        <w:t>(c) Both measure only fatal outcomes</w:t>
+        <w:t xml:space="preserve">Answer: a</w:t>
       </w:r>
     </w:p>
     <w:p>
-      <w:pPr>
-        <w:spacing w:after="0" w:before="0"/>
-      </w:pPr>
       <w:r>
-        <w:rPr>
-          <w:b w:val="0"/>
-          <w:i w:val="0"/>
-          <w:sz w:val="22"/>
-        </w:rPr>
-        <w:t>(d) Prevalence is always higher in acute diseases</w:t>
+        <w:t xml:space="preserve">Solution: In acute cholecystitis, the client is NPO to rest the gallbladder; IV fluids, analgesics, and antibiotics are given. Surgery (cholecystectomy) is often scheduled after the acute episode.</w:t>
       </w:r>
     </w:p>
     <w:p>
-      <w:pPr>
-        <w:spacing w:after="0" w:before="40"/>
-      </w:pPr>
       <w:r>
-        <w:rPr>
-          <w:b/>
-          <w:i w:val="0"/>
-          <w:sz w:val="22"/>
-        </w:rPr>
-        <w:t>Answer: b</w:t>
+        <w:t xml:space="preserve">Positive Marks: 1</w:t>
       </w:r>
     </w:p>
     <w:p>
-      <w:pPr>
-        <w:spacing w:after="0" w:before="0"/>
-      </w:pPr>
       <w:r>
-        <w:rPr>
-          <w:b w:val="0"/>
-          <w:i w:val="0"/>
-          <w:sz w:val="21"/>
-        </w:rPr>
-        <w:t>Solution: Incidence measures the number of NEW cases of a disease occurring in a population over a specified period, while prevalence measures ALL existing (new + old) cases at a given point or period. Incidence reflects risk; prevalence reflects the disease burden.</w:t>
+        <w:t xml:space="preserve">Negative Marks: 0.25</w:t>
       </w:r>
     </w:p>
     <w:p>
-      <w:pPr>
-        <w:spacing w:after="0" w:before="0"/>
-      </w:pPr>
       <w:r>
-        <w:rPr>
-          <w:b w:val="0"/>
-          <w:i w:val="0"/>
-          <w:sz w:val="20"/>
-        </w:rPr>
-        <w:t>Positive Marks: 1</w:t>
+        <w:t xml:space="preserve"/>
       </w:r>
     </w:p>
     <w:p>
-      <w:pPr>
-        <w:spacing w:after="160" w:before="0"/>
-      </w:pPr>
       <w:r>
-        <w:rPr>
-          <w:b w:val="0"/>
-          <w:i w:val="0"/>
-          <w:sz w:val="20"/>
-        </w:rPr>
-        <w:t>Negative Marks: 0.25</w:t>
+        <w:t xml:space="preserve">Question: A nurse is preparing to administer an IV piggyback medication. Which action is correct?</w:t>
+      </w:r>
+    </w:p>
+    <w:p>
+      <w:r>
+        <w:t xml:space="preserve">(a) Verify the medication, dose, and compatibility with the primary IV fluid</w:t>
+      </w:r>
+    </w:p>
+    <w:p>
+      <w:r>
+        <w:t xml:space="preserve">(b) Administer the drug into the same line as blood without checking</w:t>
+      </w:r>
+    </w:p>
+    <w:p>
+      <w:r>
+        <w:t xml:space="preserve">(c) Give the medication as a rapid bolus</w:t>
+      </w:r>
+    </w:p>
+    <w:p>
+      <w:r>
+        <w:t xml:space="preserve">(d) Skip the second verification if in a hurry</w:t>
+      </w:r>
+    </w:p>
+    <w:p>
+      <w:r>
+        <w:t xml:space="preserve">Answer: a</w:t>
+      </w:r>
+    </w:p>
+    <w:p>
+      <w:r>
+        <w:t xml:space="preserve">Solution: The nurse verifies the rights of administration and checks drug–fluid compatibility before adding any IV piggyback medication.</w:t>
+      </w:r>
+    </w:p>
+    <w:p>
+      <w:r>
+        <w:t xml:space="preserve">Positive Marks: 1</w:t>
+      </w:r>
+    </w:p>
+    <w:p>
+      <w:r>
+        <w:t xml:space="preserve">Negative Marks: 0.25</w:t>
+      </w:r>
+    </w:p>
+    <w:p>
+      <w:r>
+        <w:t xml:space="preserve"/>
+      </w:r>
+    </w:p>
+    <w:p>
+      <w:r>
+        <w:t xml:space="preserve">Question: A client with diabetes insipidus is prescribed desmopressin. The nurse understands that this medication works by:</w:t>
+      </w:r>
+    </w:p>
+    <w:p>
+      <w:r>
+        <w:t xml:space="preserve">(a) Replacing antidiuretic hormone to reduce urine output</w:t>
+      </w:r>
+    </w:p>
+    <w:p>
+      <w:r>
+        <w:t xml:space="preserve">(b) Increasing urine output</w:t>
+      </w:r>
+    </w:p>
+    <w:p>
+      <w:r>
+        <w:t xml:space="preserve">(c) Lowering blood glucose</w:t>
+      </w:r>
+    </w:p>
+    <w:p>
+      <w:r>
+        <w:t xml:space="preserve">(d) Reducing blood pressure</w:t>
+      </w:r>
+    </w:p>
+    <w:p>
+      <w:r>
+        <w:t xml:space="preserve">Answer: a</w:t>
+      </w:r>
+    </w:p>
+    <w:p>
+      <w:r>
+        <w:t xml:space="preserve">Solution: Desmopressin is a synthetic ADH that reduces the excessive urine output and thirst of diabetes insipidus. The nurse monitors urine output, specific gravity, and fluid balance.</w:t>
+      </w:r>
+    </w:p>
+    <w:p>
+      <w:r>
+        <w:t xml:space="preserve">Positive Marks: 1</w:t>
+      </w:r>
+    </w:p>
+    <w:p>
+      <w:r>
+        <w:t xml:space="preserve">Negative Marks: 0.25</w:t>
       </w:r>
     </w:p>
     <w:sectPr>
       <w:pgSz w:w="12240" w:h="15840"/>
-      <w:pgMar w:top="864" w:right="1008" w:bottom="864" w:left="1008" w:header="720" w:footer="720" w:gutter="0"/>
+      <w:pgMar w:top="1440" w:right="1800" w:bottom="1440" w:left="1800" w:header="720" w:footer="720" w:gutter="0"/>
       <w:cols w:space="720"/>
       <w:docGrid w:linePitch="360"/>
     </w:sectPr>
@@ -2715,10 +1365,6 @@
     <w:name w:val="Normal"/>
     <w:qFormat/>
     <w:rsid w:val="00FC693F"/>
-    <w:rPr>
-      <w:rFonts w:ascii="Calibri" w:hAnsi="Calibri"/>
-      <w:sz w:val="22"/>
-    </w:rPr>
   </w:style>
   <w:style w:type="paragraph" w:styleId="Header">
     <w:name w:val="header"/>
